--- a/docs/VAT-Analytics_Hosting_og_drift.docx
+++ b/docs/VAT-Analytics_Hosting_og_drift.docx
@@ -843,6 +843,246 @@
                 <w:bCs w:val="false"/>
               </w:rPr>
               <w:t xml:space="preserve">2048</w:t>
+            </w:r>
+          </w:p>
+        </w:tc>
+      </w:tr>
+      <w:tr>
+        <w:tc>
+          <w:tcPr>
+            <w:tcW w:type="dxa" w:w="2500"/>
+            <w:tcBorders>
+              <w:top w:val="single" w:color="CCCCCC" w:sz="1"/>
+              <w:left w:val="single" w:color="CCCCCC" w:sz="1"/>
+              <w:bottom w:val="single" w:color="CCCCCC" w:sz="1"/>
+              <w:right w:val="single" w:color="CCCCCC" w:sz="1"/>
+            </w:tcBorders>
+            <w:tcMar>
+              <w:top w:type="dxa" w:w="80"/>
+              <w:left w:type="dxa" w:w="120"/>
+              <w:bottom w:type="dxa" w:w="80"/>
+              <w:right w:type="dxa" w:w="120"/>
+            </w:tcMar>
+          </w:tcPr>
+          <w:p>
+            <w:r>
+              <w:rPr>
+                <w:b w:val="false"/>
+                <w:bCs w:val="false"/>
+              </w:rPr>
+              <w:t xml:space="preserve">JOB_RETENTION_SECONDS</w:t>
+            </w:r>
+          </w:p>
+        </w:tc>
+        <w:tc>
+          <w:tcPr>
+            <w:tcW w:type="dxa" w:w="4660"/>
+            <w:tcBorders>
+              <w:top w:val="single" w:color="CCCCCC" w:sz="1"/>
+              <w:left w:val="single" w:color="CCCCCC" w:sz="1"/>
+              <w:bottom w:val="single" w:color="CCCCCC" w:sz="1"/>
+              <w:right w:val="single" w:color="CCCCCC" w:sz="1"/>
+            </w:tcBorders>
+            <w:tcMar>
+              <w:top w:type="dxa" w:w="80"/>
+              <w:left w:type="dxa" w:w="120"/>
+              <w:bottom w:type="dxa" w:w="80"/>
+              <w:right w:type="dxa" w:w="120"/>
+            </w:tcMar>
+          </w:tcPr>
+          <w:p>
+            <w:r>
+              <w:rPr>
+                <w:b w:val="false"/>
+                <w:bCs w:val="false"/>
+              </w:rPr>
+              <w:t xml:space="preserve">TTL for færdige/fejlede async-jobs i hukommelsen.</w:t>
+            </w:r>
+          </w:p>
+        </w:tc>
+        <w:tc>
+          <w:tcPr>
+            <w:tcW w:type="dxa" w:w="2200"/>
+            <w:tcBorders>
+              <w:top w:val="single" w:color="CCCCCC" w:sz="1"/>
+              <w:left w:val="single" w:color="CCCCCC" w:sz="1"/>
+              <w:bottom w:val="single" w:color="CCCCCC" w:sz="1"/>
+              <w:right w:val="single" w:color="CCCCCC" w:sz="1"/>
+            </w:tcBorders>
+            <w:tcMar>
+              <w:top w:type="dxa" w:w="80"/>
+              <w:left w:type="dxa" w:w="120"/>
+              <w:bottom w:type="dxa" w:w="80"/>
+              <w:right w:type="dxa" w:w="120"/>
+            </w:tcMar>
+          </w:tcPr>
+          <w:p>
+            <w:r>
+              <w:rPr>
+                <w:b w:val="false"/>
+                <w:bCs w:val="false"/>
+              </w:rPr>
+              <w:t xml:space="preserve">3600</w:t>
+            </w:r>
+          </w:p>
+        </w:tc>
+      </w:tr>
+      <w:tr>
+        <w:tc>
+          <w:tcPr>
+            <w:tcW w:type="dxa" w:w="2500"/>
+            <w:tcBorders>
+              <w:top w:val="single" w:color="CCCCCC" w:sz="1"/>
+              <w:left w:val="single" w:color="CCCCCC" w:sz="1"/>
+              <w:bottom w:val="single" w:color="CCCCCC" w:sz="1"/>
+              <w:right w:val="single" w:color="CCCCCC" w:sz="1"/>
+            </w:tcBorders>
+            <w:tcMar>
+              <w:top w:type="dxa" w:w="80"/>
+              <w:left w:type="dxa" w:w="120"/>
+              <w:bottom w:type="dxa" w:w="80"/>
+              <w:right w:type="dxa" w:w="120"/>
+            </w:tcMar>
+          </w:tcPr>
+          <w:p>
+            <w:r>
+              <w:rPr>
+                <w:b w:val="false"/>
+                <w:bCs w:val="false"/>
+              </w:rPr>
+              <w:t xml:space="preserve">MAX_JOBS</w:t>
+            </w:r>
+          </w:p>
+        </w:tc>
+        <w:tc>
+          <w:tcPr>
+            <w:tcW w:type="dxa" w:w="4660"/>
+            <w:tcBorders>
+              <w:top w:val="single" w:color="CCCCCC" w:sz="1"/>
+              <w:left w:val="single" w:color="CCCCCC" w:sz="1"/>
+              <w:bottom w:val="single" w:color="CCCCCC" w:sz="1"/>
+              <w:right w:val="single" w:color="CCCCCC" w:sz="1"/>
+            </w:tcBorders>
+            <w:tcMar>
+              <w:top w:type="dxa" w:w="80"/>
+              <w:left w:type="dxa" w:w="120"/>
+              <w:bottom w:type="dxa" w:w="80"/>
+              <w:right w:type="dxa" w:w="120"/>
+            </w:tcMar>
+          </w:tcPr>
+          <w:p>
+            <w:r>
+              <w:rPr>
+                <w:b w:val="false"/>
+                <w:bCs w:val="false"/>
+              </w:rPr>
+              <w:t xml:space="preserve">Maks. antal async-jobs i hukommelsen (ældste evictes).</w:t>
+            </w:r>
+          </w:p>
+        </w:tc>
+        <w:tc>
+          <w:tcPr>
+            <w:tcW w:type="dxa" w:w="2200"/>
+            <w:tcBorders>
+              <w:top w:val="single" w:color="CCCCCC" w:sz="1"/>
+              <w:left w:val="single" w:color="CCCCCC" w:sz="1"/>
+              <w:bottom w:val="single" w:color="CCCCCC" w:sz="1"/>
+              <w:right w:val="single" w:color="CCCCCC" w:sz="1"/>
+            </w:tcBorders>
+            <w:tcMar>
+              <w:top w:type="dxa" w:w="80"/>
+              <w:left w:type="dxa" w:w="120"/>
+              <w:bottom w:type="dxa" w:w="80"/>
+              <w:right w:type="dxa" w:w="120"/>
+            </w:tcMar>
+          </w:tcPr>
+          <w:p>
+            <w:r>
+              <w:rPr>
+                <w:b w:val="false"/>
+                <w:bCs w:val="false"/>
+              </w:rPr>
+              <w:t xml:space="preserve">100</w:t>
+            </w:r>
+          </w:p>
+        </w:tc>
+      </w:tr>
+      <w:tr>
+        <w:tc>
+          <w:tcPr>
+            <w:tcW w:type="dxa" w:w="2500"/>
+            <w:tcBorders>
+              <w:top w:val="single" w:color="CCCCCC" w:sz="1"/>
+              <w:left w:val="single" w:color="CCCCCC" w:sz="1"/>
+              <w:bottom w:val="single" w:color="CCCCCC" w:sz="1"/>
+              <w:right w:val="single" w:color="CCCCCC" w:sz="1"/>
+            </w:tcBorders>
+            <w:tcMar>
+              <w:top w:type="dxa" w:w="80"/>
+              <w:left w:type="dxa" w:w="120"/>
+              <w:bottom w:type="dxa" w:w="80"/>
+              <w:right w:type="dxa" w:w="120"/>
+            </w:tcMar>
+          </w:tcPr>
+          <w:p>
+            <w:r>
+              <w:rPr>
+                <w:b w:val="false"/>
+                <w:bCs w:val="false"/>
+              </w:rPr>
+              <w:t xml:space="preserve">MATERIALITY_* (valgfri)</w:t>
+            </w:r>
+          </w:p>
+        </w:tc>
+        <w:tc>
+          <w:tcPr>
+            <w:tcW w:type="dxa" w:w="4660"/>
+            <w:tcBorders>
+              <w:top w:val="single" w:color="CCCCCC" w:sz="1"/>
+              <w:left w:val="single" w:color="CCCCCC" w:sz="1"/>
+              <w:bottom w:val="single" w:color="CCCCCC" w:sz="1"/>
+              <w:right w:val="single" w:color="CCCCCC" w:sz="1"/>
+            </w:tcBorders>
+            <w:tcMar>
+              <w:top w:type="dxa" w:w="80"/>
+              <w:left w:type="dxa" w:w="120"/>
+              <w:bottom w:type="dxa" w:w="80"/>
+              <w:right w:type="dxa" w:w="120"/>
+            </w:tcMar>
+          </w:tcPr>
+          <w:p>
+            <w:r>
+              <w:rPr>
+                <w:b w:val="false"/>
+                <w:bCs w:val="false"/>
+              </w:rPr>
+              <w:t xml:space="preserve">Engagement-kalibrerbare tærskler + severity-vægte (se analytics/materiality.py).</w:t>
+            </w:r>
+          </w:p>
+        </w:tc>
+        <w:tc>
+          <w:tcPr>
+            <w:tcW w:type="dxa" w:w="2200"/>
+            <w:tcBorders>
+              <w:top w:val="single" w:color="CCCCCC" w:sz="1"/>
+              <w:left w:val="single" w:color="CCCCCC" w:sz="1"/>
+              <w:bottom w:val="single" w:color="CCCCCC" w:sz="1"/>
+              <w:right w:val="single" w:color="CCCCCC" w:sz="1"/>
+            </w:tcBorders>
+            <w:tcMar>
+              <w:top w:type="dxa" w:w="80"/>
+              <w:left w:type="dxa" w:w="120"/>
+              <w:bottom w:type="dxa" w:w="80"/>
+              <w:right w:type="dxa" w:w="120"/>
+            </w:tcMar>
+          </w:tcPr>
+          <w:p>
+            <w:r>
+              <w:rPr>
+                <w:b w:val="false"/>
+                <w:bCs w:val="false"/>
+              </w:rPr>
+              <w:t xml:space="preserve">(hidtidig adfærd)</w:t>
             </w:r>
           </w:p>
         </w:tc>

--- a/docs/VAT-Analytics_Hosting_og_drift.docx
+++ b/docs/VAT-Analytics_Hosting_og_drift.docx
@@ -70,7 +70,7 @@
           <w:sz w:val="20"/>
           <w:szCs w:val="20"/>
         </w:rPr>
-        <w:t xml:space="preserve">Bal AI · 16. juni 2026 · katalogversion 1.0.0</w:t>
+        <w:t xml:space="preserve">Bal AI · 16. juni 2026 · katalogversion 1.1.0</w:t>
       </w:r>
     </w:p>
     <w:p>
@@ -127,7 +127,7 @@
         <w:spacing w:after="120"/>
       </w:pPr>
       <w:r>
-        <w:t xml:space="preserve">Det er en udtrykkelig forudsætning for godkendelse, at produktet driftes på EY's egen godkendte platform med kontroller for dataplacering (EU), kryptering, adgang, logning, backup og beredskab. Arkitekturen er platform-agnostisk (standard ASGI/WSGI), så flytningen kan ske uden ændringer i kontrol-logikken; ved behov kan SQLite-auth/-audit flyttes til en managed database.</w:t>
+        <w:t xml:space="preserve">Det er en udtrykkelig forudsætning for godkendelse, at produktet driftes på EY's egen godkendte platform med kontroller for dataplacering (EU), kryptering, adgang, logning, backup og beredskab. Arkitekturen er platform-agnostisk (standard ASGI/WSGI), så flytningen kan ske uden ændringer i kontrol-logikken. Brugerstyringen er allerede ekstern (central BALAI på fælles Postgres); kun den lokale revisionslog (SQLite) skal ledsage værktøjet eller flyttes til en managed database.</w:t>
       </w:r>
     </w:p>
     <w:p>
@@ -161,7 +161,7 @@
         <w:spacing w:after="60"/>
       </w:pPr>
       <w:r>
-        <w:t xml:space="preserve">Sæt db-stierne på volumenet: AUTH_DB_PATH=/data/auth.db og AUDIT_DB_PATH=/data/audit.db.</w:t>
+        <w:t xml:space="preserve">Sæt SECRET_KEY IDENTISK med den centrale BALAI-auth (binder den delte session-cookie på .balai.dk). Sæt DATABASE_URL til den fælles Postgres og evt. AUTH_BASE_URL (default https://auth.balai.dk).</w:t>
       </w:r>
     </w:p>
     <w:p>
@@ -174,7 +174,7 @@
         <w:spacing w:after="60"/>
       </w:pPr>
       <w:r>
-        <w:t xml:space="preserve">Sæt en stærk SECRET_KEY (påkrævet i produktion; ellers brudte sessions). Sæt IKKE SESSION_COOKIE_SECURE=0 i produktion.</w:t>
+        <w:t xml:space="preserve">Sæt AUDIT_DB_PATH=/data/audit.db (den lokale revisionslog). Sæt IKKE SESSION_COOKIE_SECURE=0 i produktion.</w:t>
       </w:r>
     </w:p>
     <w:p>
@@ -200,7 +200,7 @@
         <w:spacing w:after="60"/>
       </w:pPr>
       <w:r>
-        <w:t xml:space="preserve">Åbn /setup én gang og opret administrator — kontoen ligger nu på det persistente EU-volumen.</w:t>
+        <w:t xml:space="preserve">Opret bruger/adgang til slug «vat» i den centrale brugerstyring (auth.balai.dk) — ikke i værktøjet.</w:t>
       </w:r>
     </w:p>
     <w:p>
@@ -213,7 +213,7 @@
         <w:spacing w:after="60"/>
       </w:pPr>
       <w:r>
-        <w:t xml:space="preserve">Verificér /health, login-/setup-flow, at en genindlæsning bevarer sessionen, sikkerhedsheaders og CI-grøn.</w:t>
+        <w:t xml:space="preserve">Verificér /health, at login via central auth virker og en genindlæsning bevarer sessionen, sikkerhedsheaders og CI-grøn.</w:t>
       </w:r>
     </w:p>
     <w:p>
@@ -226,7 +226,7 @@
         <w:spacing w:after="60"/>
       </w:pPr>
       <w:r>
-        <w:t xml:space="preserve">Etabler backup af /data-volumenet (auth + audit) og en dokumenteret sletteproces.</w:t>
+        <w:t xml:space="preserve">Etabler backup af /data-volumenet (revisionslog) og en dokumenteret sletteproces; brugerdata backes op via den centrale Postgres.</w:t>
       </w:r>
     </w:p>
     <w:p>
@@ -238,7 +238,7 @@
           <w:b/>
           <w:bCs/>
         </w:rPr>
-        <w:t xml:space="preserve">KRITISK (verificeret 2026-06-15/16): uden persistent volumen + AUTH_DB_PATH/AUDIT_DB_PATH ligger SQLite-databaserne på containerens flygtige filsystem og nulstilles ved HVER redeploy — administratoren forsvinder, og sessions går i stykker. Med en stabil SECRET_KEY og databaserne på et monteret /data-volumen i EU overlever både brugere og sessions deploys og genstarter.</w:t>
+        <w:t xml:space="preserve">KRITISK: SECRET_KEY SKAL være identisk med den centrale auth, og DATABASE_URL skal pege på den fælles Postgres — ellers kan den delte session-cookie ikke valideres, og login fejler (redirect-løkke). Den lokale revisionslog (AUDIT_DB_PATH) ligger på det flygtige filsystem uden et monteret /data-volumen og nulstilles ved hver redeploy.</w:t>
       </w:r>
     </w:p>
     <w:p>
@@ -416,7 +416,7 @@
                 <w:b w:val="false"/>
                 <w:bCs w:val="false"/>
               </w:rPr>
-              <w:t xml:space="preserve">Session-signering. SKAL sættes i produktion (ellers brudte sessions/genstart).</w:t>
+              <w:t xml:space="preserve">Signerer/validerer den delte session-cookie. SKAL være IDENTISK med central auth.</w:t>
             </w:r>
           </w:p>
         </w:tc>
@@ -470,7 +470,7 @@
                 <w:b w:val="false"/>
                 <w:bCs w:val="false"/>
               </w:rPr>
-              <w:t xml:space="preserve">AUTH_DB_PATH</w:t>
+              <w:t xml:space="preserve">DATABASE_URL</w:t>
             </w:r>
           </w:p>
         </w:tc>
@@ -496,7 +496,7 @@
                 <w:b w:val="false"/>
                 <w:bCs w:val="false"/>
               </w:rPr>
-              <w:t xml:space="preserve">Sti til auth-databasen. SKAL pege på det persistente volumen.</w:t>
+              <w:t xml:space="preserve">Fælles Postgres til den centrale brugerstyring (bruger/adgang/token_version).</w:t>
             </w:r>
           </w:p>
         </w:tc>
@@ -522,7 +522,7 @@
                 <w:b w:val="false"/>
                 <w:bCs w:val="false"/>
               </w:rPr>
-              <w:t xml:space="preserve">data/auth.db</w:t>
+              <w:t xml:space="preserve">(påkrævet i prod)</w:t>
             </w:r>
           </w:p>
         </w:tc>
@@ -550,7 +550,7 @@
                 <w:b w:val="false"/>
                 <w:bCs w:val="false"/>
               </w:rPr>
-              <w:t xml:space="preserve">AUDIT_DB_PATH</w:t>
+              <w:t xml:space="preserve">AUTH_BASE_URL</w:t>
             </w:r>
           </w:p>
         </w:tc>
@@ -576,7 +576,7 @@
                 <w:b w:val="false"/>
                 <w:bCs w:val="false"/>
               </w:rPr>
-              <w:t xml:space="preserve">Sti til revisionsloggen. SKAL pege på det persistente volumen.</w:t>
+              <w:t xml:space="preserve">Central login/redirect-base.</w:t>
             </w:r>
           </w:p>
         </w:tc>
@@ -602,7 +602,7 @@
                 <w:b w:val="false"/>
                 <w:bCs w:val="false"/>
               </w:rPr>
-              <w:t xml:space="preserve">(ved siden af auth.db)</w:t>
+              <w:t xml:space="preserve">https://auth.balai.dk</w:t>
             </w:r>
           </w:p>
         </w:tc>
@@ -630,7 +630,7 @@
                 <w:b w:val="false"/>
                 <w:bCs w:val="false"/>
               </w:rPr>
-              <w:t xml:space="preserve">SESSION_COOKIE_SECURE</w:t>
+              <w:t xml:space="preserve">AUDIT_DB_PATH</w:t>
             </w:r>
           </w:p>
         </w:tc>
@@ -656,7 +656,7 @@
                 <w:b w:val="false"/>
                 <w:bCs w:val="false"/>
               </w:rPr>
-              <w:t xml:space="preserve">Secure-flag på session-cookie. Lad være usat (=secure) i prod.</w:t>
+              <w:t xml:space="preserve">Sti til den lokale revisionslog (SQLite). SKAL pege på det persistente volumen.</w:t>
             </w:r>
           </w:p>
         </w:tc>
@@ -682,7 +682,7 @@
                 <w:b w:val="false"/>
                 <w:bCs w:val="false"/>
               </w:rPr>
-              <w:t xml:space="preserve">1 (secure)</w:t>
+              <w:t xml:space="preserve">data/audit.db</w:t>
             </w:r>
           </w:p>
         </w:tc>
@@ -710,7 +710,7 @@
                 <w:b w:val="false"/>
                 <w:bCs w:val="false"/>
               </w:rPr>
-              <w:t xml:space="preserve">CORS_ORIGINS</w:t>
+              <w:t xml:space="preserve">SESSION_COOKIE_SECURE</w:t>
             </w:r>
           </w:p>
         </w:tc>
@@ -736,7 +736,7 @@
                 <w:b w:val="false"/>
                 <w:bCs w:val="false"/>
               </w:rPr>
-              <w:t xml:space="preserve">Tilladte origins (komma-separeret).</w:t>
+              <w:t xml:space="preserve">Secure-flag på session-cookie. Lad være usat (=secure) i prod.</w:t>
             </w:r>
           </w:p>
         </w:tc>
@@ -762,7 +762,7 @@
                 <w:b w:val="false"/>
                 <w:bCs w:val="false"/>
               </w:rPr>
-              <w:t xml:space="preserve">https://vat.balai.dk,http://localhost:3000</w:t>
+              <w:t xml:space="preserve">1 (secure)</w:t>
             </w:r>
           </w:p>
         </w:tc>
@@ -790,7 +790,7 @@
                 <w:b w:val="false"/>
                 <w:bCs w:val="false"/>
               </w:rPr>
-              <w:t xml:space="preserve">MAX_UPLOAD_MB</w:t>
+              <w:t xml:space="preserve">ANALYTICS_MODULES</w:t>
             </w:r>
           </w:p>
         </w:tc>
@@ -816,7 +816,7 @@
                 <w:b w:val="false"/>
                 <w:bCs w:val="false"/>
               </w:rPr>
-              <w:t xml:space="preserve">Maksimal uploadstørrelse.</w:t>
+              <w:t xml:space="preserve">Aktive analyse-moduler (komma-liste; “alle” = alt).</w:t>
             </w:r>
           </w:p>
         </w:tc>
@@ -842,7 +842,7 @@
                 <w:b w:val="false"/>
                 <w:bCs w:val="false"/>
               </w:rPr>
-              <w:t xml:space="preserve">2048</w:t>
+              <w:t xml:space="preserve">(kun momskernen)</w:t>
             </w:r>
           </w:p>
         </w:tc>
@@ -870,7 +870,7 @@
                 <w:b w:val="false"/>
                 <w:bCs w:val="false"/>
               </w:rPr>
-              <w:t xml:space="preserve">JOB_RETENTION_SECONDS</w:t>
+              <w:t xml:space="preserve">CORS_ORIGINS</w:t>
             </w:r>
           </w:p>
         </w:tc>
@@ -896,7 +896,7 @@
                 <w:b w:val="false"/>
                 <w:bCs w:val="false"/>
               </w:rPr>
-              <w:t xml:space="preserve">TTL for færdige/fejlede async-jobs i hukommelsen.</w:t>
+              <w:t xml:space="preserve">Tilladte origins (komma-separeret).</w:t>
             </w:r>
           </w:p>
         </w:tc>
@@ -922,7 +922,7 @@
                 <w:b w:val="false"/>
                 <w:bCs w:val="false"/>
               </w:rPr>
-              <w:t xml:space="preserve">3600</w:t>
+              <w:t xml:space="preserve">https://vat.balai.dk,http://localhost:3000</w:t>
             </w:r>
           </w:p>
         </w:tc>
@@ -950,7 +950,7 @@
                 <w:b w:val="false"/>
                 <w:bCs w:val="false"/>
               </w:rPr>
-              <w:t xml:space="preserve">MAX_JOBS</w:t>
+              <w:t xml:space="preserve">MAX_UPLOAD_MB</w:t>
             </w:r>
           </w:p>
         </w:tc>
@@ -976,7 +976,7 @@
                 <w:b w:val="false"/>
                 <w:bCs w:val="false"/>
               </w:rPr>
-              <w:t xml:space="preserve">Maks. antal async-jobs i hukommelsen (ældste evictes).</w:t>
+              <w:t xml:space="preserve">Maksimal uploadstørrelse.</w:t>
             </w:r>
           </w:p>
         </w:tc>
@@ -1002,7 +1002,87 @@
                 <w:b w:val="false"/>
                 <w:bCs w:val="false"/>
               </w:rPr>
-              <w:t xml:space="preserve">100</w:t>
+              <w:t xml:space="preserve">2048</w:t>
+            </w:r>
+          </w:p>
+        </w:tc>
+      </w:tr>
+      <w:tr>
+        <w:tc>
+          <w:tcPr>
+            <w:tcW w:type="dxa" w:w="2500"/>
+            <w:tcBorders>
+              <w:top w:val="single" w:color="CCCCCC" w:sz="1"/>
+              <w:left w:val="single" w:color="CCCCCC" w:sz="1"/>
+              <w:bottom w:val="single" w:color="CCCCCC" w:sz="1"/>
+              <w:right w:val="single" w:color="CCCCCC" w:sz="1"/>
+            </w:tcBorders>
+            <w:tcMar>
+              <w:top w:type="dxa" w:w="80"/>
+              <w:left w:type="dxa" w:w="120"/>
+              <w:bottom w:type="dxa" w:w="80"/>
+              <w:right w:type="dxa" w:w="120"/>
+            </w:tcMar>
+          </w:tcPr>
+          <w:p>
+            <w:r>
+              <w:rPr>
+                <w:b w:val="false"/>
+                <w:bCs w:val="false"/>
+              </w:rPr>
+              <w:t xml:space="preserve">JOB_RETENTION_SECONDS / MAX_JOBS</w:t>
+            </w:r>
+          </w:p>
+        </w:tc>
+        <w:tc>
+          <w:tcPr>
+            <w:tcW w:type="dxa" w:w="4660"/>
+            <w:tcBorders>
+              <w:top w:val="single" w:color="CCCCCC" w:sz="1"/>
+              <w:left w:val="single" w:color="CCCCCC" w:sz="1"/>
+              <w:bottom w:val="single" w:color="CCCCCC" w:sz="1"/>
+              <w:right w:val="single" w:color="CCCCCC" w:sz="1"/>
+            </w:tcBorders>
+            <w:tcMar>
+              <w:top w:type="dxa" w:w="80"/>
+              <w:left w:type="dxa" w:w="120"/>
+              <w:bottom w:type="dxa" w:w="80"/>
+              <w:right w:type="dxa" w:w="120"/>
+            </w:tcMar>
+          </w:tcPr>
+          <w:p>
+            <w:r>
+              <w:rPr>
+                <w:b w:val="false"/>
+                <w:bCs w:val="false"/>
+              </w:rPr>
+              <w:t xml:space="preserve">TTL / maks-antal for async-jobs i hukommelsen.</w:t>
+            </w:r>
+          </w:p>
+        </w:tc>
+        <w:tc>
+          <w:tcPr>
+            <w:tcW w:type="dxa" w:w="2200"/>
+            <w:tcBorders>
+              <w:top w:val="single" w:color="CCCCCC" w:sz="1"/>
+              <w:left w:val="single" w:color="CCCCCC" w:sz="1"/>
+              <w:bottom w:val="single" w:color="CCCCCC" w:sz="1"/>
+              <w:right w:val="single" w:color="CCCCCC" w:sz="1"/>
+            </w:tcBorders>
+            <w:tcMar>
+              <w:top w:type="dxa" w:w="80"/>
+              <w:left w:type="dxa" w:w="120"/>
+              <w:bottom w:type="dxa" w:w="80"/>
+              <w:right w:type="dxa" w:w="120"/>
+            </w:tcMar>
+          </w:tcPr>
+          <w:p>
+            <w:r>
+              <w:rPr>
+                <w:b w:val="false"/>
+                <w:bCs w:val="false"/>
+              </w:rPr>
+              <w:t xml:space="preserve">3600 / 100</w:t>
             </w:r>
           </w:p>
         </w:tc>
@@ -1186,7 +1266,7 @@
         <w:spacing w:after="60"/>
       </w:pPr>
       <w:r>
-        <w:t xml:space="preserve">Auth-databasen kan tages som et konsistent øjebliksbillede via en admin-beskyttet backup-funktion (SQLites backup-API).</w:t>
+        <w:t xml:space="preserve">Brugerdata (konti/adgange) ligger i den centrale BALAI-Postgres og backes op dér, uden for dette værktøj.</w:t>
       </w:r>
     </w:p>
     <w:p>
@@ -1199,7 +1279,7 @@
         <w:spacing w:after="60"/>
       </w:pPr>
       <w:r>
-        <w:t xml:space="preserve">Det persistente /data-volumen (auth + audit) bør indgå i platformens backup-rutine.</w:t>
+        <w:t xml:space="preserve">Det persistente /data-volumen (den lokale revisionslog) bør indgå i platformens backup-rutine.</w:t>
       </w:r>
     </w:p>
     <w:p>
@@ -1212,7 +1292,7 @@
         <w:spacing w:after="60"/>
       </w:pPr>
       <w:r>
-        <w:t xml:space="preserve">Da kundedata ikke opbevares (input slettes pr. kørsel, resultater persisteres ikke), er gendannelsesomfanget begrænset til brugerkonti og revisionslog.</w:t>
+        <w:t xml:space="preserve">Da kundedata ikke opbevares (input slettes pr. kørsel, resultater persisteres ikke), er gendannelsesomfanget begrænset til revisionsloggen.</w:t>
       </w:r>
     </w:p>
     <w:p>
